--- a/ASMTasks Documentação/ERS.docx
+++ b/ASMTasks Documentação/ERS.docx
@@ -212,17 +212,8 @@
           <w:sz w:val="28"/>
           <w:szCs w:val="24"/>
         </w:rPr>
-        <w:t xml:space="preserve">ASM </w:t>
-      </w:r>
-      <w:proofErr w:type="spellStart"/>
-      <w:r>
-        <w:rPr>
-          <w:sz w:val="28"/>
-          <w:szCs w:val="24"/>
-        </w:rPr>
-        <w:t>Tasks</w:t>
-      </w:r>
-      <w:proofErr w:type="spellEnd"/>
+        <w:t>ASM Tasks</w:t>
+      </w:r>
     </w:p>
     <w:p>
       <w:pPr>
@@ -1741,15 +1732,7 @@
     </w:p>
     <w:p>
       <w:r>
-        <w:t xml:space="preserve">A finalidade desta Especificação de Requisitos de Software (ERS) é definir de forma clara e precisa as funcionalidades, restrições e características técnicas do sistema ASM </w:t>
-      </w:r>
-      <w:proofErr w:type="spellStart"/>
-      <w:r>
-        <w:t>Tasks</w:t>
-      </w:r>
-      <w:proofErr w:type="spellEnd"/>
-      <w:r>
-        <w:t>. Este documento serve como base para o entendimento compartilhado entre todas as partes envolvidas no projeto: desenvolvedor, empresa Always System Manager e instituição de ensino UNOESTE.</w:t>
+        <w:t>A finalidade desta Especificação de Requisitos de Software (ERS) é definir de forma clara e precisa as funcionalidades, restrições e características técnicas do sistema ASM Tasks. Este documento serve como base para o entendimento compartilhado entre todas as partes envolvidas no projeto: desenvolvedor, empresa Always System Manager e instituição de ensino UNOESTE.</w:t>
       </w:r>
     </w:p>
     <w:p>
@@ -1770,36 +1753,12 @@
     </w:p>
     <w:p>
       <w:r>
-        <w:t xml:space="preserve">O ASM </w:t>
-      </w:r>
-      <w:proofErr w:type="spellStart"/>
-      <w:r>
-        <w:t>Tasks</w:t>
-      </w:r>
-      <w:proofErr w:type="spellEnd"/>
-      <w:r>
-        <w:t xml:space="preserve"> é um sistema voltado para a gestão e acompanhamento de tarefas internas da Always System Manager, abrangendo os setores de desenvolvimento de software e suporte de hardware. Ele permitirá o gerenciamento de tarefas em um quadro </w:t>
-      </w:r>
-      <w:proofErr w:type="spellStart"/>
-      <w:r>
-        <w:t>Kanban</w:t>
-      </w:r>
-      <w:proofErr w:type="spellEnd"/>
-      <w:r>
-        <w:t xml:space="preserve"> com etapas personalizáveis, a utilização de filtros avançados de acordo com prioridade, responsável ou setor, bem como a criação de lembretes por meio de uma agenda integrada, tanto pessoais quanto atribuídos a outros colaboradores. Também contará com funcionalidades de histórico de movimentações e controle de usuários, garantindo rastreabilidade e segurança no uso.</w:t>
-      </w:r>
-    </w:p>
-    <w:p>
-      <w:r>
-        <w:t xml:space="preserve">Além das funcionalidades gerais descritas, o ASM </w:t>
-      </w:r>
-      <w:proofErr w:type="spellStart"/>
-      <w:r>
-        <w:t>Tasks</w:t>
-      </w:r>
-      <w:proofErr w:type="spellEnd"/>
-      <w:r>
-        <w:t xml:space="preserve"> contará com funções básicas como gerenciar colaboradores, clientes, prioridades de tarefa, etapas de desenvolvimento e setores. Essas operações são essenciais para estruturar os dados internos da empresa, permitindo que o sistema mantenha consistência na organização de informações e forneça suporte às funcionalidades mais avançadas.</w:t>
+        <w:t>O ASM Tasks é um sistema voltado para a gestão e acompanhamento de tarefas internas da Always System Manager, abrangendo os setores de desenvolvimento de software e suporte de hardware. Ele permitirá o gerenciamento de tarefas em um quadro Kanban com etapas personalizáveis, a utilização de filtros avançados de acordo com prioridade, responsável ou setor, bem como a criação de lembretes por meio de uma agenda integrada, tanto pessoais quanto atribuídos a outros colaboradores. Também contará com funcionalidades de histórico de movimentações e controle de usuários, garantindo rastreabilidade e segurança no uso.</w:t>
+      </w:r>
+    </w:p>
+    <w:p>
+      <w:r>
+        <w:t>Além das funcionalidades gerais descritas, o ASM Tasks contará com funções básicas como gerenciar colaboradores, clientes, prioridades de tarefa, etapas de desenvolvimento e setores. Essas operações são essenciais para estruturar os dados internos da empresa, permitindo que o sistema mantenha consistência na organização de informações e forneça suporte às funcionalidades mais avançadas.</w:t>
       </w:r>
     </w:p>
     <w:p>
@@ -1813,15 +1772,7 @@
       </w:r>
       <w:r>
         <w:lastRenderedPageBreak/>
-        <w:t xml:space="preserve">das demandas. As datas das tarefas devem ser validadas no momento do agendamento para evitar </w:t>
-      </w:r>
-      <w:proofErr w:type="spellStart"/>
-      <w:r>
-        <w:t>superalocação</w:t>
-      </w:r>
-      <w:proofErr w:type="spellEnd"/>
-      <w:r>
-        <w:t xml:space="preserve"> de atividades para um mesmo colaborador.</w:t>
+        <w:t>das demandas. As datas das tarefas devem ser validadas no momento do agendamento para evitar superalocação de atividades para um mesmo colaborador.</w:t>
       </w:r>
     </w:p>
     <w:p>
@@ -1916,15 +1867,7 @@
         </w:numPr>
       </w:pPr>
       <w:r>
-        <w:t xml:space="preserve">ERP: Enterprise </w:t>
-      </w:r>
-      <w:proofErr w:type="spellStart"/>
-      <w:r>
-        <w:t>Resource</w:t>
-      </w:r>
-      <w:proofErr w:type="spellEnd"/>
-      <w:r>
-        <w:t xml:space="preserve"> Planning (Sistema Integrado de Gestão).</w:t>
+        <w:t>ERP: Enterprise Resource Planning (Sistema Integrado de Gestão).</w:t>
       </w:r>
     </w:p>
     <w:p>
@@ -1935,13 +1878,8 @@
           <w:numId w:val="6"/>
         </w:numPr>
       </w:pPr>
-      <w:proofErr w:type="spellStart"/>
-      <w:r>
-        <w:t>Kanban</w:t>
-      </w:r>
-      <w:proofErr w:type="spellEnd"/>
-      <w:r>
-        <w:t>: Método de organização de tarefas baseado em quadros e cartões.</w:t>
+      <w:r>
+        <w:t>Kanban: Método de organização de tarefas baseado em quadros e cartões.</w:t>
       </w:r>
     </w:p>
     <w:p>
@@ -2322,15 +2260,7 @@
     </w:p>
     <w:p>
       <w:r>
-        <w:t xml:space="preserve">Endereço: Rua José </w:t>
-      </w:r>
-      <w:proofErr w:type="spellStart"/>
-      <w:r>
-        <w:t>Bongiovani</w:t>
-      </w:r>
-      <w:proofErr w:type="spellEnd"/>
-      <w:r>
-        <w:t>, 700 – Cidade Universitária – Presidente Prudente – SP</w:t>
+        <w:t>Endereço: Rua José Bongiovani, 700 – Cidade Universitária – Presidente Prudente – SP</w:t>
       </w:r>
     </w:p>
     <w:p>
@@ -2408,23 +2338,7 @@
         <w:t>, 520</w:t>
       </w:r>
       <w:r>
-        <w:t xml:space="preserve">), no estado de São Paulo, a empresa tem como proprietário </w:t>
-      </w:r>
-      <w:proofErr w:type="spellStart"/>
-      <w:r>
-        <w:t>Alvaro</w:t>
-      </w:r>
-      <w:proofErr w:type="spellEnd"/>
-      <w:r>
-        <w:t xml:space="preserve"> </w:t>
-      </w:r>
-      <w:proofErr w:type="spellStart"/>
-      <w:r>
-        <w:t>Shioji</w:t>
-      </w:r>
-      <w:proofErr w:type="spellEnd"/>
-      <w:r>
-        <w:t xml:space="preserve"> Matsuda e consolidou-se como uma parceira estratégica para diferentes segmentos, como granjas, transportadoras, distribuidoras e comércio em geral.</w:t>
+        <w:t>), no estado de São Paulo, a empresa tem como proprietário Alvaro Shioji Matsuda e consolidou-se como uma parceira estratégica para diferentes segmentos, como granjas, transportadoras, distribuidoras e comércio em geral.</w:t>
       </w:r>
     </w:p>
     <w:p>
@@ -2433,15 +2347,7 @@
       </w:r>
       <w:r>
         <w:lastRenderedPageBreak/>
-        <w:t xml:space="preserve">diversificada que integra áreas de gerência e BI, financeiro, desenvolvimento mobile, desenvolvimento </w:t>
-      </w:r>
-      <w:proofErr w:type="spellStart"/>
-      <w:r>
-        <w:t>fullstack</w:t>
-      </w:r>
-      <w:proofErr w:type="spellEnd"/>
-      <w:r>
-        <w:t xml:space="preserve"> em VB6 e suporte técnico.</w:t>
+        <w:t>diversificada que integra áreas de gerência e BI, financeiro, desenvolvimento mobile, desenvolvimento fullstack em VB6 e suporte técnico.</w:t>
       </w:r>
     </w:p>
     <w:p>
@@ -6084,10 +5990,10 @@
                 <w:szCs w:val="16"/>
               </w:rPr>
               <w:drawing>
-                <wp:inline distT="0" distB="0" distL="0" distR="0" wp14:anchorId="4FD0AECC" wp14:editId="2CB9D66F">
-                  <wp:extent cx="3474000" cy="2880000"/>
+                <wp:inline distT="0" distB="0" distL="0" distR="0" wp14:anchorId="141AA143" wp14:editId="62FA58D4">
+                  <wp:extent cx="3657600" cy="2880000"/>
                   <wp:effectExtent l="0" t="0" r="0" b="0"/>
-                  <wp:docPr id="15" name="Imagem 15"/>
+                  <wp:docPr id="2" name="Imagem 2"/>
                   <wp:cNvGraphicFramePr>
                     <a:graphicFrameLocks xmlns:a="http://schemas.openxmlformats.org/drawingml/2006/main" noChangeAspect="1"/>
                   </wp:cNvGraphicFramePr>
@@ -6107,7 +6013,7 @@
                         <pic:spPr>
                           <a:xfrm>
                             <a:off x="0" y="0"/>
-                            <a:ext cx="3474000" cy="2880000"/>
+                            <a:ext cx="3657600" cy="2880000"/>
                           </a:xfrm>
                           <a:prstGeom prst="rect">
                             <a:avLst/>
@@ -6229,15 +6135,14 @@
             </w:pPr>
             <w:r>
               <w:rPr>
-                <w:rFonts w:ascii="Calibri" w:hAnsi="Calibri"/>
-                <w:noProof/>
+                <w:rFonts w:ascii="Calibri" w:eastAsia="Calibri" w:hAnsi="Calibri" w:cs="Calibri"/>
                 <w:sz w:val="20"/>
                 <w:szCs w:val="16"/>
               </w:rPr>
               <w:drawing>
-                <wp:inline distT="0" distB="0" distL="0" distR="0" wp14:anchorId="228C73C7" wp14:editId="4E52035D">
-                  <wp:extent cx="4093200" cy="2880000"/>
-                  <wp:effectExtent l="0" t="0" r="3175" b="0"/>
+                <wp:inline distT="0" distB="0" distL="0" distR="0" wp14:anchorId="3A54071A" wp14:editId="7B103FA9">
+                  <wp:extent cx="3844800" cy="2880000"/>
+                  <wp:effectExtent l="0" t="0" r="3810" b="0"/>
                   <wp:docPr id="1" name="Imagem 1"/>
                   <wp:cNvGraphicFramePr>
                     <a:graphicFrameLocks xmlns:a="http://schemas.openxmlformats.org/drawingml/2006/main" noChangeAspect="1"/>
@@ -6258,7 +6163,7 @@
                         <pic:spPr>
                           <a:xfrm>
                             <a:off x="0" y="0"/>
-                            <a:ext cx="4093200" cy="2880000"/>
+                            <a:ext cx="3844800" cy="2880000"/>
                           </a:xfrm>
                           <a:prstGeom prst="rect">
                             <a:avLst/>
@@ -7484,15 +7389,7 @@
     </w:p>
     <w:p>
       <w:r>
-        <w:t xml:space="preserve">Documento disponibilizado pela UNOESTE, utilizado como guia para estruturar a Especificação de Requisitos de Software (ERS) do ASM </w:t>
-      </w:r>
-      <w:proofErr w:type="spellStart"/>
-      <w:r>
-        <w:t>Tasks</w:t>
-      </w:r>
-      <w:proofErr w:type="spellEnd"/>
-      <w:r>
-        <w:t>. Este modelo serviu como base para definir o formato, tópicos e detalhamento das funcionalidades e artefatos apresentados ao longo do documento.</w:t>
+        <w:t>Documento disponibilizado pela UNOESTE, utilizado como guia para estruturar a Especificação de Requisitos de Software (ERS) do ASM Tasks. Este modelo serviu como base para definir o formato, tópicos e detalhamento das funcionalidades e artefatos apresentados ao longo do documento.</w:t>
       </w:r>
     </w:p>
     <w:p/>
@@ -7526,15 +7423,7 @@
         <w:t>tarefas</w:t>
       </w:r>
       <w:r>
-        <w:t xml:space="preserve">. Nela é possível observar alguns elementos relevantes que serviram de inspiração para o levantamento de requisitos do ASM </w:t>
-      </w:r>
-      <w:proofErr w:type="spellStart"/>
-      <w:r>
-        <w:t>Tasks</w:t>
-      </w:r>
-      <w:proofErr w:type="spellEnd"/>
-      <w:r>
-        <w:t>.</w:t>
+        <w:t>. Nela é possível observar alguns elementos relevantes que serviram de inspiração para o levantamento de requisitos do ASM Tasks.</w:t>
       </w:r>
     </w:p>
     <w:p>
@@ -7571,15 +7460,7 @@
     </w:p>
     <w:p>
       <w:r>
-        <w:t xml:space="preserve">Essa interface exemplifica práticas comuns em sistemas de gestão empresarial, como o uso de filtros, acompanhamento por etapas e histórico de execução, que foram consideradas no processo de especificação de requisitos do ASM </w:t>
-      </w:r>
-      <w:proofErr w:type="spellStart"/>
-      <w:r>
-        <w:t>Tasks</w:t>
-      </w:r>
-      <w:proofErr w:type="spellEnd"/>
-      <w:r>
-        <w:t>.</w:t>
+        <w:t>Essa interface exemplifica práticas comuns em sistemas de gestão empresarial, como o uso de filtros, acompanhamento por etapas e histórico de execução, que foram consideradas no processo de especificação de requisitos do ASM Tasks.</w:t>
       </w:r>
     </w:p>
     <w:p/>
